--- a/diagram/samples/network_topology.docx
+++ b/diagram/samples/network_topology.docx
@@ -78,7 +78,7 @@
           <w:color w:val="606A78"/>
           <w:sz w:val="18"/>
         </w:rPr>
-        <w:t>Network Topology — DMZ + LAN</w:t>
+        <w:t>Network Topology: DMZ + LAN</w:t>
       </w:r>
     </w:p>
     <w:p>
@@ -94,7 +94,7 @@
         <w:t>Internet</w:t>
       </w:r>
       <w:r>
-        <w:t xml:space="preserve"> — external; connects to Perimeter Firewall (443)</w:t>
+        <w:t>: external; connects to Perimeter Firewall (443)</w:t>
       </w:r>
     </w:p>
     <w:p>
@@ -110,7 +110,7 @@
         <w:t>Perimeter Firewall</w:t>
       </w:r>
       <w:r>
-        <w:t xml:space="preserve"> — process; connects to Load Balancer</w:t>
+        <w:t>: process; connects to Load Balancer</w:t>
       </w:r>
     </w:p>
     <w:p>
@@ -126,7 +126,7 @@
         <w:t>Load Balancer</w:t>
       </w:r>
       <w:r>
-        <w:t xml:space="preserve"> — service; connects to Web 1, Web 2</w:t>
+        <w:t>: service; connects to Web 1, Web 2</w:t>
       </w:r>
     </w:p>
     <w:p>
@@ -142,7 +142,7 @@
         <w:t>Web 1</w:t>
       </w:r>
       <w:r>
-        <w:t xml:space="preserve"> — service; connects to Database (5432)</w:t>
+        <w:t>: service; connects to Database (5432)</w:t>
       </w:r>
     </w:p>
     <w:p>
@@ -158,7 +158,7 @@
         <w:t>Web 2</w:t>
       </w:r>
       <w:r>
-        <w:t xml:space="preserve"> — service; connects to Database (5432)</w:t>
+        <w:t>: service; connects to Database (5432)</w:t>
       </w:r>
     </w:p>
     <w:p>
@@ -174,7 +174,7 @@
         <w:t>Database</w:t>
       </w:r>
       <w:r>
-        <w:t xml:space="preserve"> — datastore</w:t>
+        <w:t>: datastore</w:t>
       </w:r>
     </w:p>
     <w:p>
@@ -190,7 +190,7 @@
         <w:t>DMZ</w:t>
       </w:r>
       <w:r>
-        <w:t xml:space="preserve"> — grouping: lb, w1, w2</w:t>
+        <w:t>: grouping: lb, w1, w2</w:t>
       </w:r>
     </w:p>
     <w:p>
@@ -206,7 +206,7 @@
         <w:t>Trusted LAN</w:t>
       </w:r>
       <w:r>
-        <w:t xml:space="preserve"> — grouping: db</w:t>
+        <w:t>: grouping: db</w:t>
       </w:r>
     </w:p>
     <w:sectPr>
